--- a/cv/CV_Hardik_ML.docx
+++ b/cv/CV_Hardik_ML.docx
@@ -123,6 +123,21 @@
             <w:rStyle w:val="Hyperlink"/>
             <w:rFonts w:ascii="Times New Roman" w:hAnsi="Times New Roman" w:cs="Times New Roman"/>
           </w:rPr>
+          <w:t>Portfolio</w:t>
+        </w:r>
+      </w:hyperlink>
+      <w:r>
+        <w:rPr>
+          <w:rFonts w:ascii="Times New Roman" w:hAnsi="Times New Roman" w:cs="Times New Roman"/>
+        </w:rPr>
+        <w:t xml:space="preserve">  |  </w:t>
+      </w:r>
+      <w:hyperlink r:id="rId7" w:history="1">
+        <w:r>
+          <w:rPr>
+            <w:rStyle w:val="Hyperlink"/>
+            <w:rFonts w:ascii="Times New Roman" w:hAnsi="Times New Roman" w:cs="Times New Roman"/>
+          </w:rPr>
           <w:t>GitHub</w:t>
         </w:r>
       </w:hyperlink>
@@ -132,7 +147,7 @@
         </w:rPr>
         <w:t xml:space="preserve">  |  </w:t>
       </w:r>
-      <w:hyperlink r:id="rId7" w:history="1">
+      <w:hyperlink r:id="rId8" w:history="1">
         <w:r>
           <w:rPr>
             <w:rStyle w:val="Hyperlink"/>
@@ -147,7 +162,7 @@
         </w:rPr>
         <w:t xml:space="preserve">  |  </w:t>
       </w:r>
-      <w:hyperlink r:id="rId8" w:history="1">
+      <w:hyperlink r:id="rId9" w:history="1">
         <w:r>
           <w:rPr>
             <w:rStyle w:val="Hyperlink"/>
@@ -785,7 +800,7 @@
         </w:rPr>
         <w:t xml:space="preserve">GitHub: </w:t>
       </w:r>
-      <w:hyperlink r:id="rId9" w:history="1">
+      <w:hyperlink r:id="rId10" w:history="1">
         <w:r>
           <w:rPr>
             <w:rStyle w:val="Hyperlink"/>
@@ -871,7 +886,7 @@
         </w:rPr>
         <w:t xml:space="preserve">GitHub: </w:t>
       </w:r>
-      <w:hyperlink r:id="rId10" w:history="1">
+      <w:hyperlink r:id="rId11" w:history="1">
         <w:r>
           <w:rPr>
             <w:rStyle w:val="Hyperlink"/>
@@ -1000,7 +1015,7 @@
         </w:rPr>
         <w:t xml:space="preserve">GitHub: </w:t>
       </w:r>
-      <w:hyperlink r:id="rId11" w:history="1">
+      <w:hyperlink r:id="rId12" w:history="1">
         <w:r>
           <w:rPr>
             <w:rStyle w:val="Hyperlink"/>
@@ -1167,7 +1182,7 @@
         </w:rPr>
         <w:t xml:space="preserve">DOI: </w:t>
       </w:r>
-      <w:hyperlink r:id="rId12" w:history="1">
+      <w:hyperlink r:id="rId13" w:history="1">
         <w:r>
           <w:rPr>
             <w:rStyle w:val="Hyperlink"/>
@@ -1505,6 +1520,24 @@
           <w:rFonts w:ascii="Times New Roman" w:hAnsi="Times New Roman" w:cs="Times New Roman"/>
         </w:rPr>
         <w:t>Right to Work in the UK</w:t>
+      </w:r>
+    </w:p>
+    <w:p>
+      <w:pPr>
+        <w:pStyle w:val="ListParagraph"/>
+        <w:numPr>
+          <w:ilvl w:val="0"/>
+          <w:numId w:val="2"/>
+        </w:numPr>
+        <w:rPr>
+          <w:rFonts w:ascii="Times New Roman" w:hAnsi="Times New Roman" w:cs="Times New Roman"/>
+        </w:rPr>
+      </w:pPr>
+      <w:r>
+        <w:rPr>
+          <w:rFonts w:ascii="Times New Roman" w:hAnsi="Times New Roman" w:cs="Times New Roman"/>
+        </w:rPr>
+        <w:t>Open to Relocate</w:t>
       </w:r>
     </w:p>
     <w:sectPr>
@@ -2276,6 +2309,18 @@
       <w:szCs w:val="20"/>
     </w:rPr>
   </w:style>
+  <w:style w:type="character" w:styleId="UnresolvedMention">
+    <w:name w:val="Unresolved Mention"/>
+    <w:basedOn w:val="DefaultParagraphFont"/>
+    <w:uiPriority w:val="99"/>
+    <w:semiHidden/>
+    <w:unhideWhenUsed/>
+    <w:rsid w:val="00FD2505"/>
+    <w:rPr>
+      <w:color w:val="605E5C"/>
+      <w:shd w:val="clear" w:color="auto" w:fill="E1DFDD"/>
+    </w:rPr>
+  </w:style>
 </w:styles>
 </file>
 
